--- a/hin/docx/66.content.docx
+++ b/hin/docx/66.content.docx
@@ -19,7 +19,7 @@
         <w:rPr>
           <w:lang w:val="hi_IN" w:bidi="hi_IN"/>
         </w:rPr>
-        <w:t>Resource: अध्ययन नोट्स - पुस्तक परिचय (टिंडेल)</w:t>
+        <w:t>Resource: Tyndale Open Study Notes</w:t>
       </w:r>
       <w:r>
         <w:rPr>
@@ -112,7 +112,7 @@
         <w:rPr>
           <w:lang w:val="hi_IN" w:bidi="hi_IN"/>
         </w:rPr>
-        <w:t>अध्ययन नोट्स - पुस्तक परिचय (टिंडेल)</w:t>
+        <w:t>Tyndale Open Study Notes</w:t>
       </w:r>
     </w:p>
     <w:p>

--- a/hin/docx/66.content.docx
+++ b/hin/docx/66.content.docx
@@ -19,7 +19,7 @@
         <w:rPr>
           <w:lang w:val="hi_IN" w:bidi="hi_IN"/>
         </w:rPr>
-        <w:t>Resource: Tyndale Open Study Notes</w:t>
+        <w:t>Resource: Aquifer Open Study Notes (Book Intros)</w:t>
       </w:r>
       <w:r>
         <w:rPr>
@@ -112,7 +112,7 @@
         <w:rPr>
           <w:lang w:val="hi_IN" w:bidi="hi_IN"/>
         </w:rPr>
-        <w:t>Tyndale Open Study Notes</w:t>
+        <w:t>Aquifer Open Study Notes (Book Intros)</w:t>
       </w:r>
     </w:p>
     <w:p>

--- a/hin/docx/66.content.docx
+++ b/hin/docx/66.content.docx
@@ -297,54 +297,36 @@
         </w:rPr>
         <w:t>प्रकाशितवाक्य एक असामान्य तरीके से प्रारंभ होता है, जिसमें तीन अलग-अलग प्रस्तावनाएँ दी गई हैं। सबसे पहले, यूहन्ना इस पुस्तक की दूरदर्शी प्रकृति का वर्णन करते हैं (</w:t>
       </w:r>
-      <w:hyperlink r:id="rId13">
-        <w:r>
-          <w:rPr>
-            <w:lang w:val="hi_IN" w:bidi="hi_IN"/>
-          </w:rPr>
-          <w:rPr>
-            <w:color w:val="0000EE"/>
-            <w:u w:val="single"/>
-          </w:rPr>
-          <w:t>1:1–3</w:t>
-        </w:r>
-      </w:hyperlink>
+      <w:r>
+        <w:rPr>
+          <w:lang w:val="hi_IN" w:bidi="hi_IN"/>
+        </w:rPr>
+        <w:t>1:1–3</w:t>
+      </w:r>
       <w:r>
         <w:rPr>
           <w:lang w:val="hi_IN" w:bidi="hi_IN"/>
         </w:rPr>
         <w:t>); फिर एक पत्र अभिवादन होता है (</w:t>
       </w:r>
-      <w:hyperlink r:id="rId14">
-        <w:r>
-          <w:rPr>
-            <w:lang w:val="hi_IN" w:bidi="hi_IN"/>
-          </w:rPr>
-          <w:rPr>
-            <w:color w:val="0000EE"/>
-            <w:u w:val="single"/>
-          </w:rPr>
-          <w:t>1:4–8</w:t>
-        </w:r>
-      </w:hyperlink>
+      <w:r>
+        <w:rPr>
+          <w:lang w:val="hi_IN" w:bidi="hi_IN"/>
+        </w:rPr>
+        <w:t>1:4–8</w:t>
+      </w:r>
       <w:r>
         <w:rPr>
           <w:lang w:val="hi_IN" w:bidi="hi_IN"/>
         </w:rPr>
         <w:t>), जिसके बाद एक ऐतिहासिक भूमिका प्रस्तुत की गई है (</w:t>
       </w:r>
-      <w:hyperlink r:id="rId15">
-        <w:r>
-          <w:rPr>
-            <w:lang w:val="hi_IN" w:bidi="hi_IN"/>
-          </w:rPr>
-          <w:rPr>
-            <w:color w:val="0000EE"/>
-            <w:u w:val="single"/>
-          </w:rPr>
-          <w:t>1:9–11</w:t>
-        </w:r>
-      </w:hyperlink>
+      <w:r>
+        <w:rPr>
+          <w:lang w:val="hi_IN" w:bidi="hi_IN"/>
+        </w:rPr>
+        <w:t>1:9–11</w:t>
+      </w:r>
       <w:r>
         <w:rPr>
           <w:lang w:val="hi_IN" w:bidi="hi_IN"/>
@@ -365,54 +347,36 @@
         </w:rPr>
         <w:t>इसके बाद, यह पुस्तक यीशु के दर्शन का वर्णन करती है (</w:t>
       </w:r>
-      <w:hyperlink r:id="rId16">
-        <w:r>
-          <w:rPr>
-            <w:lang w:val="hi_IN" w:bidi="hi_IN"/>
-          </w:rPr>
-          <w:rPr>
-            <w:color w:val="0000EE"/>
-            <w:u w:val="single"/>
-          </w:rPr>
-          <w:t>1:12–20</w:t>
-        </w:r>
-      </w:hyperlink>
+      <w:r>
+        <w:rPr>
+          <w:lang w:val="hi_IN" w:bidi="hi_IN"/>
+        </w:rPr>
+        <w:t>1:12–20</w:t>
+      </w:r>
       <w:r>
         <w:rPr>
           <w:lang w:val="hi_IN" w:bidi="hi_IN"/>
         </w:rPr>
         <w:t>)। एशिया प्रांत की सात कलीसियाओं को लिखे गए पत्रों में, मसीह व्यक्तिगत रूप से विश्वासियों और कलीसियाओं के जीवन को संबोधित करते हैं (</w:t>
       </w:r>
-      <w:hyperlink r:id="rId17">
-        <w:r>
-          <w:rPr>
-            <w:lang w:val="hi_IN" w:bidi="hi_IN"/>
-          </w:rPr>
-          <w:rPr>
-            <w:color w:val="0000EE"/>
-            <w:u w:val="single"/>
-          </w:rPr>
-          <w:t>अध्याय 2–3</w:t>
-        </w:r>
-      </w:hyperlink>
+      <w:r>
+        <w:rPr>
+          <w:lang w:val="hi_IN" w:bidi="hi_IN"/>
+        </w:rPr>
+        <w:t>अध्याय 2–3</w:t>
+      </w:r>
       <w:r>
         <w:rPr>
           <w:lang w:val="hi_IN" w:bidi="hi_IN"/>
         </w:rPr>
         <w:t xml:space="preserve">)। इन पत्रों के बाद, </w:t>
       </w:r>
-      <w:hyperlink r:id="rId18">
-        <w:r>
-          <w:rPr>
-            <w:lang w:val="hi_IN" w:bidi="hi_IN"/>
-          </w:rPr>
-          <w:rPr>
-            <w:color w:val="0000EE"/>
-            <w:u w:val="single"/>
-          </w:rPr>
-          <w:t>अध्याय 4–5</w:t>
-        </w:r>
-      </w:hyperlink>
+      <w:r>
+        <w:rPr>
+          <w:lang w:val="hi_IN" w:bidi="hi_IN"/>
+        </w:rPr>
+        <w:t>अध्याय 4–5</w:t>
+      </w:r>
       <w:r>
         <w:rPr>
           <w:lang w:val="hi_IN" w:bidi="hi_IN"/>
@@ -433,54 +397,36 @@
         </w:rPr>
         <w:t>पुस्तक का केंद्रीय भाग (</w:t>
       </w:r>
-      <w:hyperlink r:id="rId19">
-        <w:r>
-          <w:rPr>
-            <w:lang w:val="hi_IN" w:bidi="hi_IN"/>
-          </w:rPr>
-          <w:rPr>
-            <w:color w:val="0000EE"/>
-            <w:u w:val="single"/>
-          </w:rPr>
-          <w:t>अध्याय 6–16</w:t>
-        </w:r>
-      </w:hyperlink>
+      <w:r>
+        <w:rPr>
+          <w:lang w:val="hi_IN" w:bidi="hi_IN"/>
+        </w:rPr>
+        <w:t>अध्याय 6–16</w:t>
+      </w:r>
       <w:r>
         <w:rPr>
           <w:lang w:val="hi_IN" w:bidi="hi_IN"/>
         </w:rPr>
         <w:t>) तीन न्याय के कार्य में एक नाटकीय वर्णन प्रस्तुत करता है। पहले कार्य (</w:t>
       </w:r>
-      <w:hyperlink r:id="rId20">
-        <w:r>
-          <w:rPr>
-            <w:lang w:val="hi_IN" w:bidi="hi_IN"/>
-          </w:rPr>
-          <w:rPr>
-            <w:color w:val="0000EE"/>
-            <w:u w:val="single"/>
-          </w:rPr>
-          <w:t>6:1–8:1</w:t>
-        </w:r>
-      </w:hyperlink>
+      <w:r>
+        <w:rPr>
+          <w:lang w:val="hi_IN" w:bidi="hi_IN"/>
+        </w:rPr>
+        <w:t>6:1–8:1</w:t>
+      </w:r>
       <w:r>
         <w:rPr>
           <w:lang w:val="hi_IN" w:bidi="hi_IN"/>
         </w:rPr>
         <w:t>) में, मसीह सात मुहरें खोलते हैं, जिनसे सात न्याय प्रकट होते हैं। इस कार्य में पहला मध्यांतर (</w:t>
       </w:r>
-      <w:hyperlink r:id="rId21">
-        <w:r>
-          <w:rPr>
-            <w:lang w:val="hi_IN" w:bidi="hi_IN"/>
-          </w:rPr>
-          <w:rPr>
-            <w:color w:val="0000EE"/>
-            <w:u w:val="single"/>
-          </w:rPr>
-          <w:t>अध्याय 7</w:t>
-        </w:r>
-      </w:hyperlink>
+      <w:r>
+        <w:rPr>
+          <w:lang w:val="hi_IN" w:bidi="hi_IN"/>
+        </w:rPr>
+        <w:t>अध्याय 7</w:t>
+      </w:r>
       <w:r>
         <w:rPr>
           <w:lang w:val="hi_IN" w:bidi="hi_IN"/>
@@ -501,36 +447,24 @@
         </w:rPr>
         <w:t>दूसरा कार्य, सात स्वर्गदूतों को सात तुरहियाँ बजाते हुए दर्शाता है (</w:t>
       </w:r>
-      <w:hyperlink r:id="rId22">
-        <w:r>
-          <w:rPr>
-            <w:lang w:val="hi_IN" w:bidi="hi_IN"/>
-          </w:rPr>
-          <w:rPr>
-            <w:color w:val="0000EE"/>
-            <w:u w:val="single"/>
-          </w:rPr>
-          <w:t>8:2–11:19</w:t>
-        </w:r>
-      </w:hyperlink>
+      <w:r>
+        <w:rPr>
+          <w:lang w:val="hi_IN" w:bidi="hi_IN"/>
+        </w:rPr>
+        <w:t>8:2–11:19</w:t>
+      </w:r>
       <w:r>
         <w:rPr>
           <w:lang w:val="hi_IN" w:bidi="hi_IN"/>
         </w:rPr>
         <w:t>), जो संसार पर न्याय का दूसरा दृश्य है। छठी तुरही के बाद एक रहस्यमय दूसरा मध्यांतर होता है (</w:t>
       </w:r>
-      <w:hyperlink r:id="rId23">
-        <w:r>
-          <w:rPr>
-            <w:lang w:val="hi_IN" w:bidi="hi_IN"/>
-          </w:rPr>
-          <w:rPr>
-            <w:color w:val="0000EE"/>
-            <w:u w:val="single"/>
-          </w:rPr>
-          <w:t>10:1–10</w:t>
-        </w:r>
-      </w:hyperlink>
+      <w:r>
+        <w:rPr>
+          <w:lang w:val="hi_IN" w:bidi="hi_IN"/>
+        </w:rPr>
+        <w:t>10:1–10</w:t>
+      </w:r>
       <w:r>
         <w:rPr>
           <w:lang w:val="hi_IN" w:bidi="hi_IN"/>
@@ -561,18 +495,12 @@
         </w:rPr>
         <w:t>(</w:t>
       </w:r>
-      <w:hyperlink r:id="rId24">
-        <w:r>
-          <w:rPr>
-            <w:lang w:val="hi_IN" w:bidi="hi_IN"/>
-          </w:rPr>
-          <w:rPr>
-            <w:color w:val="0000EE"/>
-            <w:u w:val="single"/>
-          </w:rPr>
-          <w:t>11:1–14</w:t>
-        </w:r>
-      </w:hyperlink>
+      <w:r>
+        <w:rPr>
+          <w:lang w:val="hi_IN" w:bidi="hi_IN"/>
+        </w:rPr>
+        <w:t>11:1–14</w:t>
+      </w:r>
       <w:r>
         <w:rPr>
           <w:lang w:val="hi_IN" w:bidi="hi_IN"/>
@@ -591,18 +519,12 @@
         </w:rPr>
         <w:t>(</w:t>
       </w:r>
-      <w:hyperlink r:id="rId25">
-        <w:r>
-          <w:rPr>
-            <w:lang w:val="hi_IN" w:bidi="hi_IN"/>
-          </w:rPr>
-          <w:rPr>
-            <w:color w:val="0000EE"/>
-            <w:u w:val="single"/>
-          </w:rPr>
-          <w:t>11:15–19</w:t>
-        </w:r>
-      </w:hyperlink>
+      <w:r>
+        <w:rPr>
+          <w:lang w:val="hi_IN" w:bidi="hi_IN"/>
+        </w:rPr>
+        <w:t>11:15–19</w:t>
+      </w:r>
       <w:r>
         <w:rPr>
           <w:lang w:val="hi_IN" w:bidi="hi_IN"/>
@@ -623,108 +545,72 @@
         </w:rPr>
         <w:t xml:space="preserve">दूसरे कार्य के बाद, प्रकाशितवाक्य तीन महान चिन्हों और प्रतीकात्मक चित्रों की एक श्रृंखला में परिवर्तित हो जाता है। </w:t>
       </w:r>
-      <w:hyperlink r:id="rId26">
-        <w:r>
-          <w:rPr>
-            <w:lang w:val="hi_IN" w:bidi="hi_IN"/>
-          </w:rPr>
-          <w:rPr>
-            <w:color w:val="0000EE"/>
-            <w:u w:val="single"/>
-          </w:rPr>
-          <w:t>अध्याय 12</w:t>
-        </w:r>
-      </w:hyperlink>
+      <w:r>
+        <w:rPr>
+          <w:lang w:val="hi_IN" w:bidi="hi_IN"/>
+        </w:rPr>
+        <w:t>अध्याय 12</w:t>
+      </w:r>
       <w:r>
         <w:rPr>
           <w:lang w:val="hi_IN" w:bidi="hi_IN"/>
         </w:rPr>
         <w:t xml:space="preserve"> अच्छाई और बुराई के बीच लौकिक युद्ध और प्रतिज्ञा किए गए मुक्त्तिकर्ता, मसीह के जन्म को दर्शाता है, जिसे परमेश्वर शैतान की विनाशकारी योजनाओं से बचाते हैं (</w:t>
       </w:r>
-      <w:hyperlink r:id="rId27">
-        <w:r>
-          <w:rPr>
-            <w:lang w:val="hi_IN" w:bidi="hi_IN"/>
-          </w:rPr>
-          <w:rPr>
-            <w:color w:val="0000EE"/>
-            <w:u w:val="single"/>
-          </w:rPr>
-          <w:t>12:1–10</w:t>
-        </w:r>
-      </w:hyperlink>
+      <w:r>
+        <w:rPr>
+          <w:lang w:val="hi_IN" w:bidi="hi_IN"/>
+        </w:rPr>
+        <w:t>12:1–10</w:t>
+      </w:r>
       <w:r>
         <w:rPr>
           <w:lang w:val="hi_IN" w:bidi="hi_IN"/>
         </w:rPr>
         <w:t>)। पराजित होने के बावजूद, शैतान—जो एक अजगर के रूप में चित्रित है—परमेश्वर के लोगों के बीच उपद्रव मचाता रहता है (</w:t>
       </w:r>
-      <w:hyperlink r:id="rId28">
-        <w:r>
-          <w:rPr>
-            <w:lang w:val="hi_IN" w:bidi="hi_IN"/>
-          </w:rPr>
-          <w:rPr>
-            <w:color w:val="0000EE"/>
-            <w:u w:val="single"/>
-          </w:rPr>
-          <w:t>12:11–17</w:t>
-        </w:r>
-      </w:hyperlink>
+      <w:r>
+        <w:rPr>
+          <w:lang w:val="hi_IN" w:bidi="hi_IN"/>
+        </w:rPr>
+        <w:t>12:11–17</w:t>
+      </w:r>
       <w:r>
         <w:rPr>
           <w:lang w:val="hi_IN" w:bidi="hi_IN"/>
         </w:rPr>
         <w:t>)। इसके बाद पुस्तक दो अन्य पशुओं को प्रस्तुत करती है, जो अजगर के साथ मिलकर संसार में एक झूठी “दुष्ट त्रिमूर्ति” बनाते हैं (</w:t>
       </w:r>
-      <w:hyperlink r:id="rId29">
-        <w:r>
-          <w:rPr>
-            <w:lang w:val="hi_IN" w:bidi="hi_IN"/>
-          </w:rPr>
-          <w:rPr>
-            <w:color w:val="0000EE"/>
-            <w:u w:val="single"/>
-          </w:rPr>
-          <w:t>अध्याय 13</w:t>
-        </w:r>
-      </w:hyperlink>
+      <w:r>
+        <w:rPr>
+          <w:lang w:val="hi_IN" w:bidi="hi_IN"/>
+        </w:rPr>
+        <w:t>अध्याय 13</w:t>
+      </w:r>
       <w:r>
         <w:rPr>
           <w:lang w:val="hi_IN" w:bidi="hi_IN"/>
         </w:rPr>
         <w:t>)। ये दुष्ट शक्तियाँ, परमेश्वर के मेम्ने और उसके विश्वासयोग्य सेवकों के एकदम विपरीत हैं, जो सिय्योन पर्वत पर खड़े हैं—यह परमेश्वर के छुटकारे और शासन का स्थान है (</w:t>
       </w:r>
-      <w:hyperlink r:id="rId30">
-        <w:r>
-          <w:rPr>
-            <w:lang w:val="hi_IN" w:bidi="hi_IN"/>
-          </w:rPr>
-          <w:rPr>
-            <w:color w:val="0000EE"/>
-            <w:u w:val="single"/>
-          </w:rPr>
-          <w:t>14:1–5</w:t>
-        </w:r>
-      </w:hyperlink>
+      <w:r>
+        <w:rPr>
+          <w:lang w:val="hi_IN" w:bidi="hi_IN"/>
+        </w:rPr>
+        <w:t>14:1–5</w:t>
+      </w:r>
       <w:r>
         <w:rPr>
           <w:lang w:val="hi_IN" w:bidi="hi_IN"/>
         </w:rPr>
         <w:t>)। तीन स्वर्गदूत परमेश्वर के न्याय के आगमन और दुष्ट शक्तियों के विनाश का संदेश देते हैं (</w:t>
       </w:r>
-      <w:hyperlink r:id="rId31">
-        <w:r>
-          <w:rPr>
-            <w:lang w:val="hi_IN" w:bidi="hi_IN"/>
-          </w:rPr>
-          <w:rPr>
-            <w:color w:val="0000EE"/>
-            <w:u w:val="single"/>
-          </w:rPr>
-          <w:t>14:6–20</w:t>
-        </w:r>
-      </w:hyperlink>
+      <w:r>
+        <w:rPr>
+          <w:lang w:val="hi_IN" w:bidi="hi_IN"/>
+        </w:rPr>
+        <w:t>14:6–20</w:t>
+      </w:r>
       <w:r>
         <w:rPr>
           <w:lang w:val="hi_IN" w:bidi="hi_IN"/>
@@ -745,36 +631,24 @@
         </w:rPr>
         <w:t>न्याय का तीसरा और अंतिम कार्य सात विपत्तियों से संबंधित है (</w:t>
       </w:r>
-      <w:hyperlink r:id="rId32">
-        <w:r>
-          <w:rPr>
-            <w:lang w:val="hi_IN" w:bidi="hi_IN"/>
-          </w:rPr>
-          <w:rPr>
-            <w:color w:val="0000EE"/>
-            <w:u w:val="single"/>
-          </w:rPr>
-          <w:t>अध्याय 16</w:t>
-        </w:r>
-      </w:hyperlink>
+      <w:r>
+        <w:rPr>
+          <w:lang w:val="hi_IN" w:bidi="hi_IN"/>
+        </w:rPr>
+        <w:t>अध्याय 16</w:t>
+      </w:r>
       <w:r>
         <w:rPr>
           <w:lang w:val="hi_IN" w:bidi="hi_IN"/>
         </w:rPr>
         <w:t>), जिसे यूहन्ना, मूसा और मेम्ने के संयुक्त गीत के साथ प्रस्तुत करते हैं (</w:t>
       </w:r>
-      <w:hyperlink r:id="rId33">
-        <w:r>
-          <w:rPr>
-            <w:lang w:val="hi_IN" w:bidi="hi_IN"/>
-          </w:rPr>
-          <w:rPr>
-            <w:color w:val="0000EE"/>
-            <w:u w:val="single"/>
-          </w:rPr>
-          <w:t>अध्याय 15</w:t>
-        </w:r>
-      </w:hyperlink>
+      <w:r>
+        <w:rPr>
+          <w:lang w:val="hi_IN" w:bidi="hi_IN"/>
+        </w:rPr>
+        <w:t>अध्याय 15</w:t>
+      </w:r>
       <w:r>
         <w:rPr>
           <w:lang w:val="hi_IN" w:bidi="hi_IN"/>
@@ -795,162 +669,108 @@
         </w:rPr>
         <w:t xml:space="preserve">महामारियों के बाद, यूहन्ना महान वेश्या, बेबीलोन (या रोम, </w:t>
       </w:r>
-      <w:hyperlink r:id="rId34">
-        <w:r>
-          <w:rPr>
-            <w:lang w:val="hi_IN" w:bidi="hi_IN"/>
-          </w:rPr>
-          <w:rPr>
-            <w:color w:val="0000EE"/>
-            <w:u w:val="single"/>
-          </w:rPr>
-          <w:t>अध्याय 17</w:t>
-        </w:r>
-      </w:hyperlink>
+      <w:r>
+        <w:rPr>
+          <w:lang w:val="hi_IN" w:bidi="hi_IN"/>
+        </w:rPr>
+        <w:t>अध्याय 17</w:t>
+      </w:r>
       <w:r>
         <w:rPr>
           <w:lang w:val="hi_IN" w:bidi="hi_IN"/>
         </w:rPr>
         <w:t>) के अंत का वर्णन करते हैं। जबकि संसार इस कथित सुरक्षा के स्रोत के विनाश पर शोक करता है (</w:t>
       </w:r>
-      <w:hyperlink r:id="rId35">
-        <w:r>
-          <w:rPr>
-            <w:lang w:val="hi_IN" w:bidi="hi_IN"/>
-          </w:rPr>
-          <w:rPr>
-            <w:color w:val="0000EE"/>
-            <w:u w:val="single"/>
-          </w:rPr>
-          <w:t>18:1–19</w:t>
-        </w:r>
-      </w:hyperlink>
+      <w:r>
+        <w:rPr>
+          <w:lang w:val="hi_IN" w:bidi="hi_IN"/>
+        </w:rPr>
+        <w:t>18:1–19</w:t>
+      </w:r>
       <w:r>
         <w:rPr>
           <w:lang w:val="hi_IN" w:bidi="hi_IN"/>
         </w:rPr>
         <w:t>), स्वर्ग, प्रेरितों और भविष्यद्वक्ताओं को इसके विनाश पर परमेश्वर की विजय के गीतों के साथ आनन्दित होते हुए दिखाया गया है (</w:t>
       </w:r>
-      <w:hyperlink r:id="rId36">
-        <w:r>
-          <w:rPr>
-            <w:lang w:val="hi_IN" w:bidi="hi_IN"/>
-          </w:rPr>
-          <w:rPr>
-            <w:color w:val="0000EE"/>
-            <w:u w:val="single"/>
-          </w:rPr>
-          <w:t>18:20–24</w:t>
-        </w:r>
-      </w:hyperlink>
+      <w:r>
+        <w:rPr>
+          <w:lang w:val="hi_IN" w:bidi="hi_IN"/>
+        </w:rPr>
+        <w:t>18:20–24</w:t>
+      </w:r>
       <w:r>
         <w:rPr>
           <w:lang w:val="hi_IN" w:bidi="hi_IN"/>
         </w:rPr>
         <w:t xml:space="preserve">; </w:t>
       </w:r>
-      <w:hyperlink r:id="rId37">
-        <w:r>
-          <w:rPr>
-            <w:lang w:val="hi_IN" w:bidi="hi_IN"/>
-          </w:rPr>
-          <w:rPr>
-            <w:color w:val="0000EE"/>
-            <w:u w:val="single"/>
-          </w:rPr>
-          <w:t>19:1–10</w:t>
-        </w:r>
-      </w:hyperlink>
+      <w:r>
+        <w:rPr>
+          <w:lang w:val="hi_IN" w:bidi="hi_IN"/>
+        </w:rPr>
+        <w:t>19:1–10</w:t>
+      </w:r>
       <w:r>
         <w:rPr>
           <w:lang w:val="hi_IN" w:bidi="hi_IN"/>
         </w:rPr>
         <w:t>)। परमेश्वर के शत्रुओं के पास प्रभुओं के प्रभु के विरुद्ध सफल होने का कोई अवसर नहीं है। पशु (संसार की शक्ति संरचनाएँ) और जो कोई भी उनका अनुसरण करता है, वे सभी आग की झील में अपने उचित अंत को प्राप्त करते हैं, जब यीशु हर-मगिदोन के युद्ध में अपने शत्रुओं का नाश कर देते हैं (</w:t>
       </w:r>
-      <w:hyperlink r:id="rId38">
-        <w:r>
-          <w:rPr>
-            <w:lang w:val="hi_IN" w:bidi="hi_IN"/>
-          </w:rPr>
-          <w:rPr>
-            <w:color w:val="0000EE"/>
-            <w:u w:val="single"/>
-          </w:rPr>
-          <w:t>19:11–21</w:t>
-        </w:r>
-      </w:hyperlink>
+      <w:r>
+        <w:rPr>
+          <w:lang w:val="hi_IN" w:bidi="hi_IN"/>
+        </w:rPr>
+        <w:t>19:11–21</w:t>
+      </w:r>
       <w:r>
         <w:rPr>
           <w:lang w:val="hi_IN" w:bidi="hi_IN"/>
         </w:rPr>
         <w:t>)। जबकि शैतान को बंदी बना लिया जाता है (</w:t>
       </w:r>
-      <w:hyperlink r:id="rId39">
-        <w:r>
-          <w:rPr>
-            <w:lang w:val="hi_IN" w:bidi="hi_IN"/>
-          </w:rPr>
-          <w:rPr>
-            <w:color w:val="0000EE"/>
-            <w:u w:val="single"/>
-          </w:rPr>
-          <w:t>20:1–3</w:t>
-        </w:r>
-      </w:hyperlink>
+      <w:r>
+        <w:rPr>
+          <w:lang w:val="hi_IN" w:bidi="hi_IN"/>
+        </w:rPr>
+        <w:t>20:1–3</w:t>
+      </w:r>
       <w:r>
         <w:rPr>
           <w:lang w:val="hi_IN" w:bidi="hi_IN"/>
         </w:rPr>
         <w:t>), परमेश्वर के संत पृथ्वी पर मसीह के साथ राज्य करते हुए विश्राम का आनंद लेते हैं (</w:t>
       </w:r>
-      <w:hyperlink r:id="rId40">
-        <w:r>
-          <w:rPr>
-            <w:lang w:val="hi_IN" w:bidi="hi_IN"/>
-          </w:rPr>
-          <w:rPr>
-            <w:color w:val="0000EE"/>
-            <w:u w:val="single"/>
-          </w:rPr>
-          <w:t>20:4–6</w:t>
-        </w:r>
-      </w:hyperlink>
+      <w:r>
+        <w:rPr>
+          <w:lang w:val="hi_IN" w:bidi="hi_IN"/>
+        </w:rPr>
+        <w:t>20:4–6</w:t>
+      </w:r>
       <w:r>
         <w:rPr>
           <w:lang w:val="hi_IN" w:bidi="hi_IN"/>
         </w:rPr>
         <w:t>)। शैतान द्वारा परमेश्वर को युद्ध में हराने के पूरे प्रयास के बावजूद, उसे भी आग की झील में डाल दिया जाता है (</w:t>
       </w:r>
-      <w:hyperlink r:id="rId41">
-        <w:r>
-          <w:rPr>
-            <w:lang w:val="hi_IN" w:bidi="hi_IN"/>
-          </w:rPr>
-          <w:rPr>
-            <w:color w:val="0000EE"/>
-            <w:u w:val="single"/>
-          </w:rPr>
-          <w:t>20:7–10</w:t>
-        </w:r>
-      </w:hyperlink>
+      <w:r>
+        <w:rPr>
+          <w:lang w:val="hi_IN" w:bidi="hi_IN"/>
+        </w:rPr>
+        <w:t>20:7–10</w:t>
+      </w:r>
       <w:r>
         <w:rPr>
           <w:lang w:val="hi_IN" w:bidi="hi_IN"/>
         </w:rPr>
         <w:t>)। जो कोई भी अजगर का अनुसरण करता है, वे सब परमेश्वर के सिंहासन के सामने न्याय किए जाते हैं और मृत्यु—जो मानवता की सबसे बड़ा शत्रु है—हमेशा के लिए समाप्त कर दी जाती है (</w:t>
       </w:r>
-      <w:hyperlink r:id="rId42">
-        <w:r>
-          <w:rPr>
-            <w:lang w:val="hi_IN" w:bidi="hi_IN"/>
-          </w:rPr>
-          <w:rPr>
-            <w:color w:val="0000EE"/>
-            <w:u w:val="single"/>
-          </w:rPr>
-          <w:t>20:11–15</w:t>
-        </w:r>
-      </w:hyperlink>
+      <w:r>
+        <w:rPr>
+          <w:lang w:val="hi_IN" w:bidi="hi_IN"/>
+        </w:rPr>
+        <w:t>20:11–15</w:t>
+      </w:r>
       <w:r>
         <w:rPr>
           <w:lang w:val="hi_IN" w:bidi="hi_IN"/>
@@ -971,36 +791,24 @@
         </w:rPr>
         <w:t>अंत में, यूहन्ना स्वर्ग की एक अद्भुत तस्वीर प्रस्तुत करते हैं, जो मानवीय कल्पना को उसकी संरचना, आकार और प्रतीकात्मक छवियों के माध्यम से विस्तृत करता है (</w:t>
       </w:r>
-      <w:hyperlink r:id="rId43">
-        <w:r>
-          <w:rPr>
-            <w:lang w:val="hi_IN" w:bidi="hi_IN"/>
-          </w:rPr>
-          <w:rPr>
-            <w:color w:val="0000EE"/>
-            <w:u w:val="single"/>
-          </w:rPr>
-          <w:t>अध्याय 21–22</w:t>
-        </w:r>
-      </w:hyperlink>
+      <w:r>
+        <w:rPr>
+          <w:lang w:val="hi_IN" w:bidi="hi_IN"/>
+        </w:rPr>
+        <w:t>अध्याय 21–22</w:t>
+      </w:r>
       <w:r>
         <w:rPr>
           <w:lang w:val="hi_IN" w:bidi="hi_IN"/>
         </w:rPr>
         <w:t>)। ये दृश्य, जो आशा की दृष्टि को प्रकट करते हैं, प्रकाशितवाक्य और संपूर्ण बाइबल के लिए एक उपयुक्त निष्कर्ष प्रदान करते हैं। आत्मा और कलीसिया सभी पाठकों को आमंत्रित करते हैं कि वे आएँ और परमेश्वर के अनन्त वचन को प्राप्त करें (</w:t>
       </w:r>
-      <w:hyperlink r:id="rId44">
-        <w:r>
-          <w:rPr>
-            <w:lang w:val="hi_IN" w:bidi="hi_IN"/>
-          </w:rPr>
-          <w:rPr>
-            <w:color w:val="0000EE"/>
-            <w:u w:val="single"/>
-          </w:rPr>
-          <w:t>22:17</w:t>
-        </w:r>
-      </w:hyperlink>
+      <w:r>
+        <w:rPr>
+          <w:lang w:val="hi_IN" w:bidi="hi_IN"/>
+        </w:rPr>
+        <w:t>22:17</w:t>
+      </w:r>
       <w:r>
         <w:rPr>
           <w:lang w:val="hi_IN" w:bidi="hi_IN"/>
@@ -1019,18 +827,12 @@
         </w:rPr>
         <w:t>!” (</w:t>
       </w:r>
-      <w:hyperlink r:id="rId45">
-        <w:r>
-          <w:rPr>
-            <w:lang w:val="hi_IN" w:bidi="hi_IN"/>
-          </w:rPr>
-          <w:rPr>
-            <w:color w:val="0000EE"/>
-            <w:u w:val="single"/>
-          </w:rPr>
-          <w:t>22:20</w:t>
-        </w:r>
-      </w:hyperlink>
+      <w:r>
+        <w:rPr>
+          <w:lang w:val="hi_IN" w:bidi="hi_IN"/>
+        </w:rPr>
+        <w:t>22:20</w:t>
+      </w:r>
       <w:r>
         <w:rPr>
           <w:lang w:val="hi_IN" w:bidi="hi_IN"/>
@@ -1062,18 +864,12 @@
         </w:rPr>
         <w:t xml:space="preserve">प्रकाशितवाक्य की पुस्तक एक रोमांचक कृति है जिसने कई पाठकों को चकित कर दिया है, संभवतः इसलिए कि यह भविष्यवाणी और अन्तकालिक ग्रन्थ दोनों के रूप में प्रस्तुत की गई है। स्विस सुधारक, जॉन कैल्विन ने बाइबल की लगभग सभी पुस्तकों पर टीकाएँ लिखीं, लेकिन प्रकाशितवाक्य पर नहीं, जिससे यह संकेत मिलता है कि वह इस पुस्तक को पूरी तरह समझने के प्रति आश्वस्त नहीं थे। मार्टिन लूथर का मानना था कि प्रकाशितवाक्य में विश्वास के द्वारा धर्मी ठहराए जाने के बारे में पर्याप्त शिक्षा नहीं दी गई है; इसलिए, उन्होंने इसे एक उप-कैनोनिकल का दर्जा दिया और इसे केवल मसीही जीवन के लिए उपयुक्त माना, न कि सिद्धांतों की स्थापना के लिए। व्याख्या की इन कठिनाइयों को देखते हुए, कई मसीही शिक्षक प्रकाशितवाक्य की पुस्तक से पूरी तरह बचते हैं या केवल कलीसियाओं को लिखे गए पत्रों (अध्याय </w:t>
       </w:r>
-      <w:hyperlink r:id="rId17">
-        <w:r>
-          <w:rPr>
-            <w:lang w:val="hi_IN" w:bidi="hi_IN"/>
-          </w:rPr>
-          <w:rPr>
-            <w:color w:val="0000EE"/>
-            <w:u w:val="single"/>
-          </w:rPr>
-          <w:t>2–3</w:t>
-        </w:r>
-      </w:hyperlink>
+      <w:r>
+        <w:rPr>
+          <w:lang w:val="hi_IN" w:bidi="hi_IN"/>
+        </w:rPr>
+        <w:t>2–3</w:t>
+      </w:r>
       <w:r>
         <w:rPr>
           <w:lang w:val="hi_IN" w:bidi="hi_IN"/>
@@ -1119,36 +915,24 @@
         </w:rPr>
         <w:t xml:space="preserve">पूरी बाइबल परमेश्वर द्वारा प्रेरित है (देखें </w:t>
       </w:r>
-      <w:hyperlink r:id="rId46">
-        <w:r>
-          <w:rPr>
-            <w:lang w:val="hi_IN" w:bidi="hi_IN"/>
-          </w:rPr>
-          <w:rPr>
-            <w:color w:val="0000EE"/>
-            <w:u w:val="single"/>
-          </w:rPr>
-          <w:t>2 तीमु 3:15–17</w:t>
-        </w:r>
-      </w:hyperlink>
+      <w:r>
+        <w:rPr>
+          <w:lang w:val="hi_IN" w:bidi="hi_IN"/>
+        </w:rPr>
+        <w:t>2 तीमु 3:15–17</w:t>
+      </w:r>
       <w:r>
         <w:rPr>
           <w:lang w:val="hi_IN" w:bidi="hi_IN"/>
         </w:rPr>
         <w:t xml:space="preserve">; </w:t>
       </w:r>
-      <w:hyperlink r:id="rId47">
-        <w:r>
-          <w:rPr>
-            <w:lang w:val="hi_IN" w:bidi="hi_IN"/>
-          </w:rPr>
-          <w:rPr>
-            <w:color w:val="0000EE"/>
-            <w:u w:val="single"/>
-          </w:rPr>
-          <w:t>2 पत 1:20–21</w:t>
-        </w:r>
-      </w:hyperlink>
+      <w:r>
+        <w:rPr>
+          <w:lang w:val="hi_IN" w:bidi="hi_IN"/>
+        </w:rPr>
+        <w:t>2 पत 1:20–21</w:t>
+      </w:r>
       <w:r>
         <w:rPr>
           <w:lang w:val="hi_IN" w:bidi="hi_IN"/>
@@ -1207,72 +991,48 @@
         </w:rPr>
         <w:t>” (</w:t>
       </w:r>
-      <w:hyperlink r:id="rId48">
-        <w:r>
-          <w:rPr>
-            <w:lang w:val="hi_IN" w:bidi="hi_IN"/>
-          </w:rPr>
-          <w:rPr>
-            <w:color w:val="0000EE"/>
-            <w:u w:val="single"/>
-          </w:rPr>
-          <w:t>8:7</w:t>
-        </w:r>
-      </w:hyperlink>
+      <w:r>
+        <w:rPr>
+          <w:lang w:val="hi_IN" w:bidi="hi_IN"/>
+        </w:rPr>
+        <w:t>8:7</w:t>
+      </w:r>
       <w:r>
         <w:rPr>
           <w:lang w:val="hi_IN" w:bidi="hi_IN"/>
         </w:rPr>
         <w:t>) और फिर बाद में कहता है कि टिड्डियों को आदेश दिया गया कि वे “घास को हानि न पहुँचाए” (</w:t>
       </w:r>
-      <w:hyperlink r:id="rId49">
-        <w:r>
-          <w:rPr>
-            <w:lang w:val="hi_IN" w:bidi="hi_IN"/>
-          </w:rPr>
-          <w:rPr>
-            <w:color w:val="0000EE"/>
-            <w:u w:val="single"/>
-          </w:rPr>
-          <w:t>9:4</w:t>
-        </w:r>
-      </w:hyperlink>
+      <w:r>
+        <w:rPr>
+          <w:lang w:val="hi_IN" w:bidi="hi_IN"/>
+        </w:rPr>
+        <w:t>9:4</w:t>
+      </w:r>
       <w:r>
         <w:rPr>
           <w:lang w:val="hi_IN" w:bidi="hi_IN"/>
         </w:rPr>
         <w:t>), तो ये बातें विरोधाभासी लगती हैं, लेकिन यह विरोधाभास तब सुलझ जाता है जब हम समझते हैं कि यूहन्ना ने दो अलग-अलग दर्शनों में जो कुछ देखा उसे वर्णित किया और ये दर्शन घटनाओं के अनुक्रम को बताने के लिए नहीं हैं—बल्कि ये परमेश्वर के संदेश को चित्रों के माध्यम से प्रकट करने के लिए हैं। इसी तरह, हम स्वर्ग के दर्शन में पढ़ते हैं कि “परमेश्वर का मन्दिर खोला गया” (</w:t>
       </w:r>
-      <w:hyperlink r:id="rId50">
-        <w:r>
-          <w:rPr>
-            <w:lang w:val="hi_IN" w:bidi="hi_IN"/>
-          </w:rPr>
-          <w:rPr>
-            <w:color w:val="0000EE"/>
-            <w:u w:val="single"/>
-          </w:rPr>
-          <w:t>11:19</w:t>
-        </w:r>
-      </w:hyperlink>
+      <w:r>
+        <w:rPr>
+          <w:lang w:val="hi_IN" w:bidi="hi_IN"/>
+        </w:rPr>
+        <w:t>11:19</w:t>
+      </w:r>
       <w:r>
         <w:rPr>
           <w:lang w:val="hi_IN" w:bidi="hi_IN"/>
         </w:rPr>
         <w:t>), लेकिन बाद में हम पाते हैं कि वहाँ “कोई मन्दिर नहीं” है (</w:t>
       </w:r>
-      <w:hyperlink r:id="rId51">
-        <w:r>
-          <w:rPr>
-            <w:lang w:val="hi_IN" w:bidi="hi_IN"/>
-          </w:rPr>
-          <w:rPr>
-            <w:color w:val="0000EE"/>
-            <w:u w:val="single"/>
-          </w:rPr>
-          <w:t>21:22</w:t>
-        </w:r>
-      </w:hyperlink>
+      <w:r>
+        <w:rPr>
+          <w:lang w:val="hi_IN" w:bidi="hi_IN"/>
+        </w:rPr>
+        <w:t>21:22</w:t>
+      </w:r>
       <w:r>
         <w:rPr>
           <w:lang w:val="hi_IN" w:bidi="hi_IN"/>
@@ -1310,18 +1070,12 @@
         </w:rPr>
         <w:t>शब्द-चित्रों और दर्शनों के माध्यम से, यूहन्ना शानदार ढंग से हमारी सोच को कल्पना के क्षेत्र में ले जाते हैं। यूहन्ना इस तरह लिखने में अकेले नहीं थे—उन्होंने अपने संदेश को व्यक्त करने के लिए एक परिचित प्रकार के साहित्य का उपयोग किया। इन कल्पनाशील कार्यों को "अंतकालीन" (यूनानी "अनावरण") कहा जाता है क्योंकि वे वास्तविकता का एक नया दर्शन प्रकट करने का दावा करते हैं। ऐसे कार्य अक्सर महान तनाव और उत्पीड़न के समय में प्रोत्साहन के रूप में लिखे जाते थे। अंतकालीन लेखन अक्सर प्रतीकात्मक नामों, गिनती और विवरणों का उपयोग "कोड" के रूप में करते थे ताकि बाहरी पाठक (विशेष रूप से दुश्मन) जो कोड की कुँजी नहीं रखते थे, संदेश के निहितार्थ को न समझ सकें। यह कार्य उन्हें दोहरी बात या बकवास जैसा लगता। उदाहरण के लिए, प्रकाशितवाक्य में, बेबीलोन रोम के लिए एक कोड के रूप में उपयोग किया जाता है (</w:t>
       </w:r>
-      <w:hyperlink r:id="rId52">
-        <w:r>
-          <w:rPr>
-            <w:lang w:val="hi_IN" w:bidi="hi_IN"/>
-          </w:rPr>
-          <w:rPr>
-            <w:color w:val="0000EE"/>
-            <w:u w:val="single"/>
-          </w:rPr>
-          <w:t>17:5–9</w:t>
-        </w:r>
-      </w:hyperlink>
+      <w:r>
+        <w:rPr>
+          <w:lang w:val="hi_IN" w:bidi="hi_IN"/>
+        </w:rPr>
+        <w:t>17:5–9</w:t>
+      </w:r>
       <w:r>
         <w:rPr>
           <w:lang w:val="hi_IN" w:bidi="hi_IN"/>
@@ -1380,36 +1134,24 @@
         </w:rPr>
         <w:t>एक दृष्टों या दूरदर्शी के रूप में, यूहन्ना अपने काम को "भविष्यवाणी" के रूप में भी संदर्भित करते हैं (</w:t>
       </w:r>
-      <w:hyperlink r:id="rId53">
-        <w:r>
-          <w:rPr>
-            <w:lang w:val="hi_IN" w:bidi="hi_IN"/>
-          </w:rPr>
-          <w:rPr>
-            <w:color w:val="0000EE"/>
-            <w:u w:val="single"/>
-          </w:rPr>
-          <w:t>1:3</w:t>
-        </w:r>
-      </w:hyperlink>
+      <w:r>
+        <w:rPr>
+          <w:lang w:val="hi_IN" w:bidi="hi_IN"/>
+        </w:rPr>
+        <w:t>1:3</w:t>
+      </w:r>
       <w:r>
         <w:rPr>
           <w:lang w:val="hi_IN" w:bidi="hi_IN"/>
         </w:rPr>
         <w:t xml:space="preserve">; </w:t>
       </w:r>
-      <w:hyperlink r:id="rId54">
-        <w:r>
-          <w:rPr>
-            <w:lang w:val="hi_IN" w:bidi="hi_IN"/>
-          </w:rPr>
-          <w:rPr>
-            <w:color w:val="0000EE"/>
-            <w:u w:val="single"/>
-          </w:rPr>
-          <w:t>22:7</w:t>
-        </w:r>
-      </w:hyperlink>
+      <w:r>
+        <w:rPr>
+          <w:lang w:val="hi_IN" w:bidi="hi_IN"/>
+        </w:rPr>
+        <w:t>22:7</w:t>
+      </w:r>
       <w:r>
         <w:rPr>
           <w:lang w:val="hi_IN" w:bidi="hi_IN"/>
@@ -1468,90 +1210,60 @@
         </w:rPr>
         <w:t xml:space="preserve">इसके विपरीत, नए नियम में संग्रहित पुस्तकें उनके लेखकों के अपने नामों के तहत लिखी गई थीं (देखें </w:t>
       </w:r>
-      <w:hyperlink r:id="rId55">
-        <w:r>
-          <w:rPr>
-            <w:lang w:val="hi_IN" w:bidi="hi_IN"/>
-          </w:rPr>
-          <w:rPr>
-            <w:color w:val="0000EE"/>
-            <w:u w:val="single"/>
-          </w:rPr>
-          <w:t>रोम 1:1</w:t>
-        </w:r>
-      </w:hyperlink>
+      <w:r>
+        <w:rPr>
+          <w:lang w:val="hi_IN" w:bidi="hi_IN"/>
+        </w:rPr>
+        <w:t>रोम 1:1</w:t>
+      </w:r>
       <w:r>
         <w:rPr>
           <w:lang w:val="hi_IN" w:bidi="hi_IN"/>
         </w:rPr>
         <w:t xml:space="preserve">; </w:t>
       </w:r>
-      <w:hyperlink r:id="rId56">
-        <w:r>
-          <w:rPr>
-            <w:lang w:val="hi_IN" w:bidi="hi_IN"/>
-          </w:rPr>
-          <w:rPr>
-            <w:color w:val="0000EE"/>
-            <w:u w:val="single"/>
-          </w:rPr>
-          <w:t>2 थिस्स 3:17</w:t>
-        </w:r>
-      </w:hyperlink>
+      <w:r>
+        <w:rPr>
+          <w:lang w:val="hi_IN" w:bidi="hi_IN"/>
+        </w:rPr>
+        <w:t>2 थिस्स 3:17</w:t>
+      </w:r>
       <w:r>
         <w:rPr>
           <w:lang w:val="hi_IN" w:bidi="hi_IN"/>
         </w:rPr>
         <w:t>) या वैध रूप से प्रेरिताई थीं, भले ही वे लेखक का नाम नहीं बताती हैं (उदाहरण के लिए, मत्ती, इब्रानियों)। प्रकाशितवाक्य का लेखक स्वयं को केवल यूहन्ना के रूप में प्रस्तुत करता है (</w:t>
       </w:r>
-      <w:hyperlink r:id="rId57">
-        <w:r>
-          <w:rPr>
-            <w:lang w:val="hi_IN" w:bidi="hi_IN"/>
-          </w:rPr>
-          <w:rPr>
-            <w:color w:val="0000EE"/>
-            <w:u w:val="single"/>
-          </w:rPr>
-          <w:t>1:1</w:t>
-        </w:r>
-      </w:hyperlink>
+      <w:r>
+        <w:rPr>
+          <w:lang w:val="hi_IN" w:bidi="hi_IN"/>
+        </w:rPr>
+        <w:t>1:1</w:t>
+      </w:r>
       <w:r>
         <w:rPr>
           <w:lang w:val="hi_IN" w:bidi="hi_IN"/>
         </w:rPr>
         <w:t xml:space="preserve">, </w:t>
       </w:r>
-      <w:hyperlink r:id="rId58">
-        <w:r>
-          <w:rPr>
-            <w:lang w:val="hi_IN" w:bidi="hi_IN"/>
-          </w:rPr>
-          <w:rPr>
-            <w:color w:val="0000EE"/>
-            <w:u w:val="single"/>
-          </w:rPr>
-          <w:t>4</w:t>
-        </w:r>
-      </w:hyperlink>
+      <w:r>
+        <w:rPr>
+          <w:lang w:val="hi_IN" w:bidi="hi_IN"/>
+        </w:rPr>
+        <w:t>4</w:t>
+      </w:r>
       <w:r>
         <w:rPr>
           <w:lang w:val="hi_IN" w:bidi="hi_IN"/>
         </w:rPr>
         <w:t xml:space="preserve">, </w:t>
       </w:r>
-      <w:hyperlink r:id="rId59">
-        <w:r>
-          <w:rPr>
-            <w:lang w:val="hi_IN" w:bidi="hi_IN"/>
-          </w:rPr>
-          <w:rPr>
-            <w:color w:val="0000EE"/>
-            <w:u w:val="single"/>
-          </w:rPr>
-          <w:t>9</w:t>
-        </w:r>
-      </w:hyperlink>
+      <w:r>
+        <w:rPr>
+          <w:lang w:val="hi_IN" w:bidi="hi_IN"/>
+        </w:rPr>
+        <w:t>9</w:t>
+      </w:r>
       <w:r>
         <w:rPr>
           <w:lang w:val="hi_IN" w:bidi="hi_IN"/>
@@ -1570,90 +1282,60 @@
         </w:rPr>
         <w:t>(</w:t>
       </w:r>
-      <w:hyperlink r:id="rId60">
-        <w:r>
-          <w:rPr>
-            <w:lang w:val="hi_IN" w:bidi="hi_IN"/>
-          </w:rPr>
-          <w:rPr>
-            <w:color w:val="0000EE"/>
-            <w:u w:val="single"/>
-          </w:rPr>
-          <w:t>यूह 13:23</w:t>
-        </w:r>
-      </w:hyperlink>
+      <w:r>
+        <w:rPr>
+          <w:lang w:val="hi_IN" w:bidi="hi_IN"/>
+        </w:rPr>
+        <w:t>यूह 13:23</w:t>
+      </w:r>
       <w:r>
         <w:rPr>
           <w:lang w:val="hi_IN" w:bidi="hi_IN"/>
         </w:rPr>
         <w:t xml:space="preserve">; </w:t>
       </w:r>
-      <w:hyperlink r:id="rId61">
-        <w:r>
-          <w:rPr>
-            <w:lang w:val="hi_IN" w:bidi="hi_IN"/>
-          </w:rPr>
-          <w:rPr>
-            <w:color w:val="0000EE"/>
-            <w:u w:val="single"/>
-          </w:rPr>
-          <w:t>19:26</w:t>
-        </w:r>
-      </w:hyperlink>
+      <w:r>
+        <w:rPr>
+          <w:lang w:val="hi_IN" w:bidi="hi_IN"/>
+        </w:rPr>
+        <w:t>19:26</w:t>
+      </w:r>
       <w:r>
         <w:rPr>
           <w:lang w:val="hi_IN" w:bidi="hi_IN"/>
         </w:rPr>
         <w:t xml:space="preserve">; </w:t>
       </w:r>
-      <w:hyperlink r:id="rId62">
-        <w:r>
-          <w:rPr>
-            <w:lang w:val="hi_IN" w:bidi="hi_IN"/>
-          </w:rPr>
-          <w:rPr>
-            <w:color w:val="0000EE"/>
-            <w:u w:val="single"/>
-          </w:rPr>
-          <w:t>20:2</w:t>
-        </w:r>
-      </w:hyperlink>
+      <w:r>
+        <w:rPr>
+          <w:lang w:val="hi_IN" w:bidi="hi_IN"/>
+        </w:rPr>
+        <w:t>20:2</w:t>
+      </w:r>
       <w:r>
         <w:rPr>
           <w:lang w:val="hi_IN" w:bidi="hi_IN"/>
         </w:rPr>
         <w:t xml:space="preserve">; </w:t>
       </w:r>
-      <w:hyperlink r:id="rId63">
-        <w:r>
-          <w:rPr>
-            <w:lang w:val="hi_IN" w:bidi="hi_IN"/>
-          </w:rPr>
-          <w:rPr>
-            <w:color w:val="0000EE"/>
-            <w:u w:val="single"/>
-          </w:rPr>
-          <w:t>21:7</w:t>
-        </w:r>
-      </w:hyperlink>
+      <w:r>
+        <w:rPr>
+          <w:lang w:val="hi_IN" w:bidi="hi_IN"/>
+        </w:rPr>
+        <w:t>21:7</w:t>
+      </w:r>
       <w:r>
         <w:rPr>
           <w:lang w:val="hi_IN" w:bidi="hi_IN"/>
         </w:rPr>
         <w:t>); अपनी पत्रियों में, वे स्वयं को "प्राचीन" कहते हैं (</w:t>
       </w:r>
-      <w:hyperlink r:id="rId64">
-        <w:r>
-          <w:rPr>
-            <w:lang w:val="hi_IN" w:bidi="hi_IN"/>
-          </w:rPr>
-          <w:rPr>
-            <w:color w:val="0000EE"/>
-            <w:u w:val="single"/>
-          </w:rPr>
-          <w:t>3 यूह 1:1</w:t>
-        </w:r>
-      </w:hyperlink>
+      <w:r>
+        <w:rPr>
+          <w:lang w:val="hi_IN" w:bidi="hi_IN"/>
+        </w:rPr>
+        <w:t>3 यूह 1:1</w:t>
+      </w:r>
       <w:r>
         <w:rPr>
           <w:lang w:val="hi_IN" w:bidi="hi_IN"/>
@@ -1697,18 +1379,12 @@
         </w:rPr>
         <w:t xml:space="preserve"> पर एक राजनीतिक और धार्मिक कैदी के रूप में थे। पतमुस एक पथरीला टापू था, जिसे रोमियों ने क़ैदियों के लिए एक बन्दीगृह के रूप में उपयोग किया था। यह द्वीप एशिया के उपद्वीप के पश्चिमी तट पर, इफिसुस के निकट स्थित था (</w:t>
       </w:r>
-      <w:hyperlink r:id="rId59">
-        <w:r>
-          <w:rPr>
-            <w:lang w:val="hi_IN" w:bidi="hi_IN"/>
-          </w:rPr>
-          <w:rPr>
-            <w:color w:val="0000EE"/>
-            <w:u w:val="single"/>
-          </w:rPr>
-          <w:t>प्रका 1:9</w:t>
-        </w:r>
-      </w:hyperlink>
+      <w:r>
+        <w:rPr>
+          <w:lang w:val="hi_IN" w:bidi="hi_IN"/>
+        </w:rPr>
+        <w:t>प्रका 1:9</w:t>
+      </w:r>
       <w:r>
         <w:rPr>
           <w:lang w:val="hi_IN" w:bidi="hi_IN"/>
@@ -1729,18 +1405,12 @@
         </w:rPr>
         <w:t>यूहन्ना ने संभवतः प्रकाशितवाक्य डोमिशियन के शासन के अंतिम वर्षों (ईस्वी 94–96) या उसके तुरंत बाद (ईस्वी 96–99) के दौरान लिखा। आठ राजाओं (</w:t>
       </w:r>
-      <w:hyperlink r:id="rId65">
-        <w:r>
-          <w:rPr>
-            <w:lang w:val="hi_IN" w:bidi="hi_IN"/>
-          </w:rPr>
-          <w:rPr>
-            <w:color w:val="0000EE"/>
-            <w:u w:val="single"/>
-          </w:rPr>
-          <w:t>17:7–11</w:t>
-        </w:r>
-      </w:hyperlink>
+      <w:r>
+        <w:rPr>
+          <w:lang w:val="hi_IN" w:bidi="hi_IN"/>
+        </w:rPr>
+        <w:t>17:7–11</w:t>
+      </w:r>
       <w:r>
         <w:rPr>
           <w:lang w:val="hi_IN" w:bidi="hi_IN"/>
@@ -1761,72 +1431,48 @@
         </w:rPr>
         <w:t>इन अवधियों के दौरान, मसीही महत्वपूर्ण पीड़ा और सताव का सामना कर रहे थे (</w:t>
       </w:r>
-      <w:hyperlink r:id="rId66">
-        <w:r>
-          <w:rPr>
-            <w:lang w:val="hi_IN" w:bidi="hi_IN"/>
-          </w:rPr>
-          <w:rPr>
-            <w:color w:val="0000EE"/>
-            <w:u w:val="single"/>
-          </w:rPr>
-          <w:t>2:9</w:t>
-        </w:r>
-      </w:hyperlink>
+      <w:r>
+        <w:rPr>
+          <w:lang w:val="hi_IN" w:bidi="hi_IN"/>
+        </w:rPr>
+        <w:t>2:9</w:t>
+      </w:r>
       <w:r>
         <w:rPr>
           <w:lang w:val="hi_IN" w:bidi="hi_IN"/>
         </w:rPr>
         <w:t xml:space="preserve">, </w:t>
       </w:r>
-      <w:hyperlink r:id="rId67">
-        <w:r>
-          <w:rPr>
-            <w:lang w:val="hi_IN" w:bidi="hi_IN"/>
-          </w:rPr>
-          <w:rPr>
-            <w:color w:val="0000EE"/>
-            <w:u w:val="single"/>
-          </w:rPr>
-          <w:t>13</w:t>
-        </w:r>
-      </w:hyperlink>
+      <w:r>
+        <w:rPr>
+          <w:lang w:val="hi_IN" w:bidi="hi_IN"/>
+        </w:rPr>
+        <w:t>13</w:t>
+      </w:r>
       <w:r>
         <w:rPr>
           <w:lang w:val="hi_IN" w:bidi="hi_IN"/>
         </w:rPr>
         <w:t xml:space="preserve">; </w:t>
       </w:r>
-      <w:hyperlink r:id="rId68">
-        <w:r>
-          <w:rPr>
-            <w:lang w:val="hi_IN" w:bidi="hi_IN"/>
-          </w:rPr>
-          <w:rPr>
-            <w:color w:val="0000EE"/>
-            <w:u w:val="single"/>
-          </w:rPr>
-          <w:t>3:9</w:t>
-        </w:r>
-      </w:hyperlink>
+      <w:r>
+        <w:rPr>
+          <w:lang w:val="hi_IN" w:bidi="hi_IN"/>
+        </w:rPr>
+        <w:t>3:9</w:t>
+      </w:r>
       <w:r>
         <w:rPr>
           <w:lang w:val="hi_IN" w:bidi="hi_IN"/>
         </w:rPr>
         <w:t xml:space="preserve">; </w:t>
       </w:r>
-      <w:hyperlink r:id="rId69">
-        <w:r>
-          <w:rPr>
-            <w:lang w:val="hi_IN" w:bidi="hi_IN"/>
-          </w:rPr>
-          <w:rPr>
-            <w:color w:val="0000EE"/>
-            <w:u w:val="single"/>
-          </w:rPr>
-          <w:t>13:7</w:t>
-        </w:r>
-      </w:hyperlink>
+      <w:r>
+        <w:rPr>
+          <w:lang w:val="hi_IN" w:bidi="hi_IN"/>
+        </w:rPr>
+        <w:t>13:7</w:t>
+      </w:r>
       <w:r>
         <w:rPr>
           <w:lang w:val="hi_IN" w:bidi="hi_IN"/>
@@ -1845,18 +1491,12 @@
         </w:rPr>
         <w:t>बने रहने के लिए प्रेरित किया (</w:t>
       </w:r>
-      <w:hyperlink r:id="rId70">
-        <w:r>
-          <w:rPr>
-            <w:lang w:val="hi_IN" w:bidi="hi_IN"/>
-          </w:rPr>
-          <w:rPr>
-            <w:color w:val="0000EE"/>
-            <w:u w:val="single"/>
-          </w:rPr>
-          <w:t>13:10</w:t>
-        </w:r>
-      </w:hyperlink>
+      <w:r>
+        <w:rPr>
+          <w:lang w:val="hi_IN" w:bidi="hi_IN"/>
+        </w:rPr>
+        <w:t>13:10</w:t>
+      </w:r>
       <w:r>
         <w:rPr>
           <w:lang w:val="hi_IN" w:bidi="hi_IN"/>
@@ -1888,18 +1528,12 @@
         </w:rPr>
         <w:t xml:space="preserve">प्रकाशितवाक्य के प्राप्तकर्ता रोमी प्रांत एशिया (आधुनिक तुर्की का पश्चिमी भाग) की कलीसियाएँ थीं। </w:t>
       </w:r>
-      <w:hyperlink r:id="rId71">
-        <w:r>
-          <w:rPr>
-            <w:lang w:val="hi_IN" w:bidi="hi_IN"/>
-          </w:rPr>
-          <w:rPr>
-            <w:color w:val="0000EE"/>
-            <w:u w:val="single"/>
-          </w:rPr>
-          <w:t>अध्याय 1–3</w:t>
-        </w:r>
-      </w:hyperlink>
+      <w:r>
+        <w:rPr>
+          <w:lang w:val="hi_IN" w:bidi="hi_IN"/>
+        </w:rPr>
+        <w:t>अध्याय 1–3</w:t>
+      </w:r>
       <w:r>
         <w:rPr>
           <w:lang w:val="hi_IN" w:bidi="hi_IN"/>
@@ -1931,90 +1565,60 @@
         </w:rPr>
         <w:t xml:space="preserve">प्रकाशितवाक्य दुष्ट के कठोर स्वरूप को दर्शाता है, जबकि यह भी स्पष्ट करता है कि परमेश्वर सदा उपस्थित है और अपने लोगों के लिए अपनी योजना पूरी करने के लिए कार्यरत है। यहाँ तक कि दुष्ट भी केवल उतना ही कर सकता है जितना परमेश्वर अनुमति देते हैं (उदा, </w:t>
       </w:r>
-      <w:hyperlink r:id="rId72">
-        <w:r>
-          <w:rPr>
-            <w:lang w:val="hi_IN" w:bidi="hi_IN"/>
-          </w:rPr>
-          <w:rPr>
-            <w:color w:val="0000EE"/>
-            <w:u w:val="single"/>
-          </w:rPr>
-          <w:t>6:3–4</w:t>
-        </w:r>
-      </w:hyperlink>
+      <w:r>
+        <w:rPr>
+          <w:lang w:val="hi_IN" w:bidi="hi_IN"/>
+        </w:rPr>
+        <w:t>6:3–4</w:t>
+      </w:r>
       <w:r>
         <w:rPr>
           <w:lang w:val="hi_IN" w:bidi="hi_IN"/>
         </w:rPr>
         <w:t xml:space="preserve">, </w:t>
       </w:r>
-      <w:hyperlink r:id="rId73">
-        <w:r>
-          <w:rPr>
-            <w:lang w:val="hi_IN" w:bidi="hi_IN"/>
-          </w:rPr>
-          <w:rPr>
-            <w:color w:val="0000EE"/>
-            <w:u w:val="single"/>
-          </w:rPr>
-          <w:t>7–8</w:t>
-        </w:r>
-      </w:hyperlink>
+      <w:r>
+        <w:rPr>
+          <w:lang w:val="hi_IN" w:bidi="hi_IN"/>
+        </w:rPr>
+        <w:t>7–8</w:t>
+      </w:r>
       <w:r>
         <w:rPr>
           <w:lang w:val="hi_IN" w:bidi="hi_IN"/>
         </w:rPr>
         <w:t xml:space="preserve">; </w:t>
       </w:r>
-      <w:hyperlink r:id="rId74">
-        <w:r>
-          <w:rPr>
-            <w:lang w:val="hi_IN" w:bidi="hi_IN"/>
-          </w:rPr>
-          <w:rPr>
-            <w:color w:val="0000EE"/>
-            <w:u w:val="single"/>
-          </w:rPr>
-          <w:t>13:5–7</w:t>
-        </w:r>
-      </w:hyperlink>
+      <w:r>
+        <w:rPr>
+          <w:lang w:val="hi_IN" w:bidi="hi_IN"/>
+        </w:rPr>
+        <w:t>13:5–7</w:t>
+      </w:r>
       <w:r>
         <w:rPr>
           <w:lang w:val="hi_IN" w:bidi="hi_IN"/>
         </w:rPr>
         <w:t>)। यीशु "अल्फा और ओमेगा" हैं (</w:t>
       </w:r>
-      <w:hyperlink r:id="rId75">
-        <w:r>
-          <w:rPr>
-            <w:lang w:val="hi_IN" w:bidi="hi_IN"/>
-          </w:rPr>
-          <w:rPr>
-            <w:color w:val="0000EE"/>
-            <w:u w:val="single"/>
-          </w:rPr>
-          <w:t>1:8</w:t>
-        </w:r>
-      </w:hyperlink>
+      <w:r>
+        <w:rPr>
+          <w:lang w:val="hi_IN" w:bidi="hi_IN"/>
+        </w:rPr>
+        <w:t>1:8</w:t>
+      </w:r>
       <w:r>
         <w:rPr>
           <w:lang w:val="hi_IN" w:bidi="hi_IN"/>
         </w:rPr>
         <w:t>), जो आदि से अंत तक संपूर्ण इतिहास के प्रभु हैं। अंततः बुराई की शक्तियाँ व्यर्थ सिद्ध होती हैं। शैतान पहले ही युद्ध हार चुका है (</w:t>
       </w:r>
-      <w:hyperlink r:id="rId76">
-        <w:r>
-          <w:rPr>
-            <w:lang w:val="hi_IN" w:bidi="hi_IN"/>
-          </w:rPr>
-          <w:rPr>
-            <w:color w:val="0000EE"/>
-            <w:u w:val="single"/>
-          </w:rPr>
-          <w:t>12:12</w:t>
-        </w:r>
-      </w:hyperlink>
+      <w:r>
+        <w:rPr>
+          <w:lang w:val="hi_IN" w:bidi="hi_IN"/>
+        </w:rPr>
+        <w:t>12:12</w:t>
+      </w:r>
       <w:r>
         <w:rPr>
           <w:lang w:val="hi_IN" w:bidi="hi_IN"/>
@@ -2042,324 +1646,216 @@
         </w:rPr>
         <w:t>प्रकाशितवाक्य यह स्पष्ट करता है कि पृथ्वी पर किए गए कार्यों के अनंत परिणाम होते हैं। परमेश्वर के दु:ख सहने वाले सेवक कभी-कभी यह सोच सकते हैं कि क्या यीशु परमेश्वर की उद्धार की योजना को पूरा करने के लिए पर्याप्त सामर्थी हैं (</w:t>
       </w:r>
-      <w:hyperlink r:id="rId77">
-        <w:r>
-          <w:rPr>
-            <w:lang w:val="hi_IN" w:bidi="hi_IN"/>
-          </w:rPr>
-          <w:rPr>
-            <w:color w:val="0000EE"/>
-            <w:u w:val="single"/>
-          </w:rPr>
-          <w:t>6:9–10</w:t>
-        </w:r>
-      </w:hyperlink>
+      <w:r>
+        <w:rPr>
+          <w:lang w:val="hi_IN" w:bidi="hi_IN"/>
+        </w:rPr>
+        <w:t>6:9–10</w:t>
+      </w:r>
       <w:r>
         <w:rPr>
           <w:lang w:val="hi_IN" w:bidi="hi_IN"/>
         </w:rPr>
         <w:t>)। हालांकि संसार में मौजूद सारी दुष्टता के बावजूद, प्रकाशितवाक्य पाठकों को यह आश्वासन देता है कि क्रूस पर चढ़ाया गया और मृतकों में से जी उठा परमेश्वर का मेम्ना वास्तव में यहूदा के गोत्र का सामर्थी सिंह है (</w:t>
       </w:r>
-      <w:hyperlink r:id="rId78">
-        <w:r>
-          <w:rPr>
-            <w:lang w:val="hi_IN" w:bidi="hi_IN"/>
-          </w:rPr>
-          <w:rPr>
-            <w:color w:val="0000EE"/>
-            <w:u w:val="single"/>
-          </w:rPr>
-          <w:t>5:5–6</w:t>
-        </w:r>
-      </w:hyperlink>
+      <w:r>
+        <w:rPr>
+          <w:lang w:val="hi_IN" w:bidi="hi_IN"/>
+        </w:rPr>
+        <w:t>5:5–6</w:t>
+      </w:r>
       <w:r>
         <w:rPr>
           <w:lang w:val="hi_IN" w:bidi="hi_IN"/>
         </w:rPr>
         <w:t>)। वह पूरी तरह योग्य है कि हम उसकी स्तुति करें (</w:t>
       </w:r>
-      <w:hyperlink r:id="rId79">
-        <w:r>
-          <w:rPr>
-            <w:lang w:val="hi_IN" w:bidi="hi_IN"/>
-          </w:rPr>
-          <w:rPr>
-            <w:color w:val="0000EE"/>
-            <w:u w:val="single"/>
-          </w:rPr>
-          <w:t>5:12</w:t>
-        </w:r>
-      </w:hyperlink>
+      <w:r>
+        <w:rPr>
+          <w:lang w:val="hi_IN" w:bidi="hi_IN"/>
+        </w:rPr>
+        <w:t>5:12</w:t>
+      </w:r>
       <w:r>
         <w:rPr>
           <w:lang w:val="hi_IN" w:bidi="hi_IN"/>
         </w:rPr>
         <w:t>), क्योंकि वह अनंत परमेश्वर के साथ एक है (</w:t>
       </w:r>
-      <w:hyperlink r:id="rId80">
-        <w:r>
-          <w:rPr>
-            <w:lang w:val="hi_IN" w:bidi="hi_IN"/>
-          </w:rPr>
-          <w:rPr>
-            <w:color w:val="0000EE"/>
-            <w:u w:val="single"/>
-          </w:rPr>
-          <w:t>5:13–14</w:t>
-        </w:r>
-      </w:hyperlink>
+      <w:r>
+        <w:rPr>
+          <w:lang w:val="hi_IN" w:bidi="hi_IN"/>
+        </w:rPr>
+        <w:t>5:13–14</w:t>
+      </w:r>
       <w:r>
         <w:rPr>
           <w:lang w:val="hi_IN" w:bidi="hi_IN"/>
         </w:rPr>
         <w:t>)। यद्यपि संसार के मार्ग युद्ध, हिंसा, आर्थिक असंतुलन और मृत्यु लाते हैं (</w:t>
       </w:r>
-      <w:hyperlink r:id="rId81">
-        <w:r>
-          <w:rPr>
-            <w:lang w:val="hi_IN" w:bidi="hi_IN"/>
-          </w:rPr>
-          <w:rPr>
-            <w:color w:val="0000EE"/>
-            <w:u w:val="single"/>
-          </w:rPr>
-          <w:t>6:1–8</w:t>
-        </w:r>
-      </w:hyperlink>
+      <w:r>
+        <w:rPr>
+          <w:lang w:val="hi_IN" w:bidi="hi_IN"/>
+        </w:rPr>
+        <w:t>6:1–8</w:t>
+      </w:r>
       <w:r>
         <w:rPr>
           <w:lang w:val="hi_IN" w:bidi="hi_IN"/>
         </w:rPr>
         <w:t>) और कुछ लोग बुराई के साथ संधि करके लाभ प्राप्त करते प्रतीत होते हैं (</w:t>
       </w:r>
-      <w:hyperlink r:id="rId82">
-        <w:r>
-          <w:rPr>
-            <w:lang w:val="hi_IN" w:bidi="hi_IN"/>
-          </w:rPr>
-          <w:rPr>
-            <w:color w:val="0000EE"/>
-            <w:u w:val="single"/>
-          </w:rPr>
-          <w:t>13:15–17</w:t>
-        </w:r>
-      </w:hyperlink>
+      <w:r>
+        <w:rPr>
+          <w:lang w:val="hi_IN" w:bidi="hi_IN"/>
+        </w:rPr>
+        <w:t>13:15–17</w:t>
+      </w:r>
       <w:r>
         <w:rPr>
           <w:lang w:val="hi_IN" w:bidi="hi_IN"/>
         </w:rPr>
         <w:t>), अंततः ये सभी संकट और विनाश को जन्म देंगे (</w:t>
       </w:r>
-      <w:hyperlink r:id="rId83">
-        <w:r>
-          <w:rPr>
-            <w:lang w:val="hi_IN" w:bidi="hi_IN"/>
-          </w:rPr>
-          <w:rPr>
-            <w:color w:val="0000EE"/>
-            <w:u w:val="single"/>
-          </w:rPr>
-          <w:t>18:9–24</w:t>
-        </w:r>
-      </w:hyperlink>
+      <w:r>
+        <w:rPr>
+          <w:lang w:val="hi_IN" w:bidi="hi_IN"/>
+        </w:rPr>
+        <w:t>18:9–24</w:t>
+      </w:r>
       <w:r>
         <w:rPr>
           <w:lang w:val="hi_IN" w:bidi="hi_IN"/>
         </w:rPr>
         <w:t>)। परमेश्वर के लोग सताव सह सकते हैं और अपने विश्वास के लिए मारे जा सकते हैं (</w:t>
       </w:r>
-      <w:hyperlink r:id="rId69">
-        <w:r>
-          <w:rPr>
-            <w:lang w:val="hi_IN" w:bidi="hi_IN"/>
-          </w:rPr>
-          <w:rPr>
-            <w:color w:val="0000EE"/>
-            <w:u w:val="single"/>
-          </w:rPr>
-          <w:t>13:7</w:t>
-        </w:r>
-      </w:hyperlink>
+      <w:r>
+        <w:rPr>
+          <w:lang w:val="hi_IN" w:bidi="hi_IN"/>
+        </w:rPr>
+        <w:t>13:7</w:t>
+      </w:r>
       <w:r>
         <w:rPr>
           <w:lang w:val="hi_IN" w:bidi="hi_IN"/>
         </w:rPr>
         <w:t>), लेकिन वे अंततः मसीह के साथ जय पाएँगे (</w:t>
       </w:r>
-      <w:hyperlink r:id="rId84">
-        <w:r>
-          <w:rPr>
-            <w:lang w:val="hi_IN" w:bidi="hi_IN"/>
-          </w:rPr>
-          <w:rPr>
-            <w:color w:val="0000EE"/>
-            <w:u w:val="single"/>
-          </w:rPr>
-          <w:t>14:1–3</w:t>
-        </w:r>
-      </w:hyperlink>
+      <w:r>
+        <w:rPr>
+          <w:lang w:val="hi_IN" w:bidi="hi_IN"/>
+        </w:rPr>
+        <w:t>14:1–3</w:t>
+      </w:r>
       <w:r>
         <w:rPr>
           <w:lang w:val="hi_IN" w:bidi="hi_IN"/>
         </w:rPr>
         <w:t>), क्योंकि वे परमेश्वर की छाप से चिह्नित हैं (</w:t>
       </w:r>
-      <w:hyperlink r:id="rId85">
-        <w:r>
-          <w:rPr>
-            <w:lang w:val="hi_IN" w:bidi="hi_IN"/>
-          </w:rPr>
-          <w:rPr>
-            <w:color w:val="0000EE"/>
-            <w:u w:val="single"/>
-          </w:rPr>
-          <w:t>7:4</w:t>
-        </w:r>
-      </w:hyperlink>
+      <w:r>
+        <w:rPr>
+          <w:lang w:val="hi_IN" w:bidi="hi_IN"/>
+        </w:rPr>
+        <w:t>7:4</w:t>
+      </w:r>
       <w:r>
         <w:rPr>
           <w:lang w:val="hi_IN" w:bidi="hi_IN"/>
         </w:rPr>
         <w:t>) और उन्हें विजय का श्वेत वस्त्र प्रदान किया गया है (</w:t>
       </w:r>
-      <w:hyperlink r:id="rId86">
-        <w:r>
-          <w:rPr>
-            <w:lang w:val="hi_IN" w:bidi="hi_IN"/>
-          </w:rPr>
-          <w:rPr>
-            <w:color w:val="0000EE"/>
-            <w:u w:val="single"/>
-          </w:rPr>
-          <w:t>6:11</w:t>
-        </w:r>
-      </w:hyperlink>
+      <w:r>
+        <w:rPr>
+          <w:lang w:val="hi_IN" w:bidi="hi_IN"/>
+        </w:rPr>
+        <w:t>6:11</w:t>
+      </w:r>
       <w:r>
         <w:rPr>
           <w:lang w:val="hi_IN" w:bidi="hi_IN"/>
         </w:rPr>
         <w:t xml:space="preserve">; </w:t>
       </w:r>
-      <w:hyperlink r:id="rId87">
-        <w:r>
-          <w:rPr>
-            <w:lang w:val="hi_IN" w:bidi="hi_IN"/>
-          </w:rPr>
-          <w:rPr>
-            <w:color w:val="0000EE"/>
-            <w:u w:val="single"/>
-          </w:rPr>
-          <w:t>7:9</w:t>
-        </w:r>
-      </w:hyperlink>
+      <w:r>
+        <w:rPr>
+          <w:lang w:val="hi_IN" w:bidi="hi_IN"/>
+        </w:rPr>
+        <w:t>7:9</w:t>
+      </w:r>
       <w:r>
         <w:rPr>
           <w:lang w:val="hi_IN" w:bidi="hi_IN"/>
         </w:rPr>
         <w:t>)। उन्हें स्वर्गीय निवास में प्रवेश मिलेगा (</w:t>
       </w:r>
-      <w:hyperlink r:id="rId88">
-        <w:r>
-          <w:rPr>
-            <w:lang w:val="hi_IN" w:bidi="hi_IN"/>
-          </w:rPr>
-          <w:rPr>
-            <w:color w:val="0000EE"/>
-            <w:u w:val="single"/>
-          </w:rPr>
-          <w:t>21:7</w:t>
-        </w:r>
-      </w:hyperlink>
+      <w:r>
+        <w:rPr>
+          <w:lang w:val="hi_IN" w:bidi="hi_IN"/>
+        </w:rPr>
+        <w:t>21:7</w:t>
+      </w:r>
       <w:r>
         <w:rPr>
           <w:lang w:val="hi_IN" w:bidi="hi_IN"/>
         </w:rPr>
         <w:t>), वे निरंतर परमेश्वर और मेम्ने की स्तुति करेंगे (</w:t>
       </w:r>
-      <w:hyperlink r:id="rId89">
-        <w:r>
-          <w:rPr>
-            <w:lang w:val="hi_IN" w:bidi="hi_IN"/>
-          </w:rPr>
-          <w:rPr>
-            <w:color w:val="0000EE"/>
-            <w:u w:val="single"/>
-          </w:rPr>
-          <w:t>7:10</w:t>
-        </w:r>
-      </w:hyperlink>
+      <w:r>
+        <w:rPr>
+          <w:lang w:val="hi_IN" w:bidi="hi_IN"/>
+        </w:rPr>
+        <w:t>7:10</w:t>
+      </w:r>
       <w:r>
         <w:rPr>
           <w:lang w:val="hi_IN" w:bidi="hi_IN"/>
         </w:rPr>
         <w:t>) और अनंतकाल तक जीवित रहेंगे (</w:t>
       </w:r>
-      <w:hyperlink r:id="rId90">
-        <w:r>
-          <w:rPr>
-            <w:lang w:val="hi_IN" w:bidi="hi_IN"/>
-          </w:rPr>
-          <w:rPr>
-            <w:color w:val="0000EE"/>
-            <w:u w:val="single"/>
-          </w:rPr>
-          <w:t>22:5</w:t>
-        </w:r>
-      </w:hyperlink>
+      <w:r>
+        <w:rPr>
+          <w:lang w:val="hi_IN" w:bidi="hi_IN"/>
+        </w:rPr>
+        <w:t>22:5</w:t>
+      </w:r>
       <w:r>
         <w:rPr>
           <w:lang w:val="hi_IN" w:bidi="hi_IN"/>
         </w:rPr>
         <w:t>)। प्रकाशितवाक्य पाठकों को याद दिलाता है कि दुष्ट की शक्तियों पर महान विजय पहले ही क्रूस पर प्राप्त हो चुकी है (</w:t>
       </w:r>
-      <w:hyperlink r:id="rId78">
-        <w:r>
-          <w:rPr>
-            <w:lang w:val="hi_IN" w:bidi="hi_IN"/>
-          </w:rPr>
-          <w:rPr>
-            <w:color w:val="0000EE"/>
-            <w:u w:val="single"/>
-          </w:rPr>
-          <w:t>5:5–6</w:t>
-        </w:r>
-      </w:hyperlink>
+      <w:r>
+        <w:rPr>
+          <w:lang w:val="hi_IN" w:bidi="hi_IN"/>
+        </w:rPr>
+        <w:t>5:5–6</w:t>
+      </w:r>
       <w:r>
         <w:rPr>
           <w:lang w:val="hi_IN" w:bidi="hi_IN"/>
         </w:rPr>
         <w:t>)। हर-मगिदोन एक पराजित शत्रु का अंतिम विद्रोही प्रयास मात्र है। शैतान को संतों को मारने की अनुमति दी गई है (</w:t>
       </w:r>
-      <w:hyperlink r:id="rId69">
-        <w:r>
-          <w:rPr>
-            <w:lang w:val="hi_IN" w:bidi="hi_IN"/>
-          </w:rPr>
-          <w:rPr>
-            <w:color w:val="0000EE"/>
-            <w:u w:val="single"/>
-          </w:rPr>
-          <w:t>13:7</w:t>
-        </w:r>
-      </w:hyperlink>
+      <w:r>
+        <w:rPr>
+          <w:lang w:val="hi_IN" w:bidi="hi_IN"/>
+        </w:rPr>
+        <w:t>13:7</w:t>
+      </w:r>
       <w:r>
         <w:rPr>
           <w:lang w:val="hi_IN" w:bidi="hi_IN"/>
         </w:rPr>
         <w:t>), लेकिन उन्होंने पहले ही उसे मसीह और अपने गवाह होने के द्वारा हरा दिया है (</w:t>
       </w:r>
-      <w:hyperlink r:id="rId91">
-        <w:r>
-          <w:rPr>
-            <w:lang w:val="hi_IN" w:bidi="hi_IN"/>
-          </w:rPr>
-          <w:rPr>
-            <w:color w:val="0000EE"/>
-            <w:u w:val="single"/>
-          </w:rPr>
-          <w:t>12:11</w:t>
-        </w:r>
-      </w:hyperlink>
+      <w:r>
+        <w:rPr>
+          <w:lang w:val="hi_IN" w:bidi="hi_IN"/>
+        </w:rPr>
+        <w:t>12:11</w:t>
+      </w:r>
       <w:r>
         <w:rPr>
           <w:lang w:val="hi_IN" w:bidi="hi_IN"/>
@@ -2380,396 +1876,264 @@
         </w:rPr>
         <w:t>शैतान के सेवकों के हाथों कष्ट सहने वाले मसीहियों के लिए संदेश यह है कि वे न रोएँ और न ही भयभीत हों (</w:t>
       </w:r>
-      <w:hyperlink r:id="rId92">
-        <w:r>
-          <w:rPr>
-            <w:lang w:val="hi_IN" w:bidi="hi_IN"/>
-          </w:rPr>
-          <w:rPr>
-            <w:color w:val="0000EE"/>
-            <w:u w:val="single"/>
-          </w:rPr>
-          <w:t>1:17–18</w:t>
-        </w:r>
-      </w:hyperlink>
+      <w:r>
+        <w:rPr>
+          <w:lang w:val="hi_IN" w:bidi="hi_IN"/>
+        </w:rPr>
+        <w:t>1:17–18</w:t>
+      </w:r>
       <w:r>
         <w:rPr>
           <w:lang w:val="hi_IN" w:bidi="hi_IN"/>
         </w:rPr>
         <w:t xml:space="preserve">; </w:t>
       </w:r>
-      <w:hyperlink r:id="rId93">
-        <w:r>
-          <w:rPr>
-            <w:lang w:val="hi_IN" w:bidi="hi_IN"/>
-          </w:rPr>
-          <w:rPr>
-            <w:color w:val="0000EE"/>
-            <w:u w:val="single"/>
-          </w:rPr>
-          <w:t>5:5</w:t>
-        </w:r>
-      </w:hyperlink>
+      <w:r>
+        <w:rPr>
+          <w:lang w:val="hi_IN" w:bidi="hi_IN"/>
+        </w:rPr>
+        <w:t>5:5</w:t>
+      </w:r>
       <w:r>
         <w:rPr>
           <w:lang w:val="hi_IN" w:bidi="hi_IN"/>
         </w:rPr>
         <w:t>), बल्कि अपने दु:खों को विश्वासयोग्यता से सहन करें (</w:t>
       </w:r>
-      <w:hyperlink r:id="rId70">
-        <w:r>
-          <w:rPr>
-            <w:lang w:val="hi_IN" w:bidi="hi_IN"/>
-          </w:rPr>
-          <w:rPr>
-            <w:color w:val="0000EE"/>
-            <w:u w:val="single"/>
-          </w:rPr>
-          <w:t>13:10</w:t>
-        </w:r>
-      </w:hyperlink>
+      <w:r>
+        <w:rPr>
+          <w:lang w:val="hi_IN" w:bidi="hi_IN"/>
+        </w:rPr>
+        <w:t>13:10</w:t>
+      </w:r>
       <w:r>
         <w:rPr>
           <w:lang w:val="hi_IN" w:bidi="hi_IN"/>
         </w:rPr>
         <w:t>)। परमेश्वर के साथ वे विजय प्राप्त करेंगे (</w:t>
       </w:r>
-      <w:hyperlink r:id="rId94">
-        <w:r>
-          <w:rPr>
-            <w:lang w:val="hi_IN" w:bidi="hi_IN"/>
-          </w:rPr>
-          <w:rPr>
-            <w:color w:val="0000EE"/>
-            <w:u w:val="single"/>
-          </w:rPr>
-          <w:t>1:6–7</w:t>
-        </w:r>
-      </w:hyperlink>
+      <w:r>
+        <w:rPr>
+          <w:lang w:val="hi_IN" w:bidi="hi_IN"/>
+        </w:rPr>
+        <w:t>1:6–7</w:t>
+      </w:r>
       <w:r>
         <w:rPr>
           <w:lang w:val="hi_IN" w:bidi="hi_IN"/>
         </w:rPr>
         <w:t xml:space="preserve">; </w:t>
       </w:r>
-      <w:hyperlink r:id="rId95">
-        <w:r>
-          <w:rPr>
-            <w:lang w:val="hi_IN" w:bidi="hi_IN"/>
-          </w:rPr>
-          <w:rPr>
-            <w:color w:val="0000EE"/>
-            <w:u w:val="single"/>
-          </w:rPr>
-          <w:t>11:17–18</w:t>
-        </w:r>
-      </w:hyperlink>
+      <w:r>
+        <w:rPr>
+          <w:lang w:val="hi_IN" w:bidi="hi_IN"/>
+        </w:rPr>
+        <w:t>11:17–18</w:t>
+      </w:r>
       <w:r>
         <w:rPr>
           <w:lang w:val="hi_IN" w:bidi="hi_IN"/>
         </w:rPr>
         <w:t>)। अंततः प्रत्येक व्यक्ति का न्याय उसके कार्यों और आचरण के अनुसार होगा (</w:t>
       </w:r>
-      <w:hyperlink r:id="rId96">
-        <w:r>
-          <w:rPr>
-            <w:lang w:val="hi_IN" w:bidi="hi_IN"/>
-          </w:rPr>
-          <w:rPr>
-            <w:color w:val="0000EE"/>
-            <w:u w:val="single"/>
-          </w:rPr>
-          <w:t>20:12</w:t>
-        </w:r>
-      </w:hyperlink>
+      <w:r>
+        <w:rPr>
+          <w:lang w:val="hi_IN" w:bidi="hi_IN"/>
+        </w:rPr>
+        <w:t>20:12</w:t>
+      </w:r>
       <w:r>
         <w:rPr>
           <w:lang w:val="hi_IN" w:bidi="hi_IN"/>
         </w:rPr>
         <w:t>) और परमेश्वर उन लोगों को आशीष देंगे जो इस पुस्तक के वचनों पर ध्यान देते हैं (</w:t>
       </w:r>
-      <w:hyperlink r:id="rId53">
-        <w:r>
-          <w:rPr>
-            <w:lang w:val="hi_IN" w:bidi="hi_IN"/>
-          </w:rPr>
-          <w:rPr>
-            <w:color w:val="0000EE"/>
-            <w:u w:val="single"/>
-          </w:rPr>
-          <w:t>1:3</w:t>
-        </w:r>
-      </w:hyperlink>
+      <w:r>
+        <w:rPr>
+          <w:lang w:val="hi_IN" w:bidi="hi_IN"/>
+        </w:rPr>
+        <w:t>1:3</w:t>
+      </w:r>
       <w:r>
         <w:rPr>
           <w:lang w:val="hi_IN" w:bidi="hi_IN"/>
         </w:rPr>
         <w:t xml:space="preserve">; </w:t>
       </w:r>
-      <w:hyperlink r:id="rId54">
-        <w:r>
-          <w:rPr>
-            <w:lang w:val="hi_IN" w:bidi="hi_IN"/>
-          </w:rPr>
-          <w:rPr>
-            <w:color w:val="0000EE"/>
-            <w:u w:val="single"/>
-          </w:rPr>
-          <w:t>22:7</w:t>
-        </w:r>
-      </w:hyperlink>
+      <w:r>
+        <w:rPr>
+          <w:lang w:val="hi_IN" w:bidi="hi_IN"/>
+        </w:rPr>
+        <w:t>22:7</w:t>
+      </w:r>
       <w:r>
         <w:rPr>
           <w:lang w:val="hi_IN" w:bidi="hi_IN"/>
         </w:rPr>
         <w:t>)। इसलिए, परमेश्वर के पवित्र लोगों को विश्वास में दृढ़ बने रहने के लिए बुलाया गया है ताकि वे जय प्राप्त करें (</w:t>
       </w:r>
-      <w:hyperlink r:id="rId97">
-        <w:r>
-          <w:rPr>
-            <w:lang w:val="hi_IN" w:bidi="hi_IN"/>
-          </w:rPr>
-          <w:rPr>
-            <w:color w:val="0000EE"/>
-            <w:u w:val="single"/>
-          </w:rPr>
-          <w:t>2:7</w:t>
-        </w:r>
-      </w:hyperlink>
+      <w:r>
+        <w:rPr>
+          <w:lang w:val="hi_IN" w:bidi="hi_IN"/>
+        </w:rPr>
+        <w:t>2:7</w:t>
+      </w:r>
       <w:r>
         <w:rPr>
           <w:lang w:val="hi_IN" w:bidi="hi_IN"/>
         </w:rPr>
         <w:t xml:space="preserve">, </w:t>
       </w:r>
-      <w:hyperlink r:id="rId98">
-        <w:r>
-          <w:rPr>
-            <w:lang w:val="hi_IN" w:bidi="hi_IN"/>
-          </w:rPr>
-          <w:rPr>
-            <w:color w:val="0000EE"/>
-            <w:u w:val="single"/>
-          </w:rPr>
-          <w:t>11</w:t>
-        </w:r>
-      </w:hyperlink>
+      <w:r>
+        <w:rPr>
+          <w:lang w:val="hi_IN" w:bidi="hi_IN"/>
+        </w:rPr>
+        <w:t>11</w:t>
+      </w:r>
       <w:r>
         <w:rPr>
           <w:lang w:val="hi_IN" w:bidi="hi_IN"/>
         </w:rPr>
         <w:t xml:space="preserve">, </w:t>
       </w:r>
-      <w:hyperlink r:id="rId99">
-        <w:r>
-          <w:rPr>
-            <w:lang w:val="hi_IN" w:bidi="hi_IN"/>
-          </w:rPr>
-          <w:rPr>
-            <w:color w:val="0000EE"/>
-            <w:u w:val="single"/>
-          </w:rPr>
-          <w:t>17</w:t>
-        </w:r>
-      </w:hyperlink>
+      <w:r>
+        <w:rPr>
+          <w:lang w:val="hi_IN" w:bidi="hi_IN"/>
+        </w:rPr>
+        <w:t>17</w:t>
+      </w:r>
       <w:r>
         <w:rPr>
           <w:lang w:val="hi_IN" w:bidi="hi_IN"/>
         </w:rPr>
         <w:t xml:space="preserve">, </w:t>
       </w:r>
-      <w:hyperlink r:id="rId100">
-        <w:r>
-          <w:rPr>
-            <w:lang w:val="hi_IN" w:bidi="hi_IN"/>
-          </w:rPr>
-          <w:rPr>
-            <w:color w:val="0000EE"/>
-            <w:u w:val="single"/>
-          </w:rPr>
-          <w:t>26</w:t>
-        </w:r>
-      </w:hyperlink>
+      <w:r>
+        <w:rPr>
+          <w:lang w:val="hi_IN" w:bidi="hi_IN"/>
+        </w:rPr>
+        <w:t>26</w:t>
+      </w:r>
       <w:r>
         <w:rPr>
           <w:lang w:val="hi_IN" w:bidi="hi_IN"/>
         </w:rPr>
         <w:t xml:space="preserve">; </w:t>
       </w:r>
-      <w:hyperlink r:id="rId101">
-        <w:r>
-          <w:rPr>
-            <w:lang w:val="hi_IN" w:bidi="hi_IN"/>
-          </w:rPr>
-          <w:rPr>
-            <w:color w:val="0000EE"/>
-            <w:u w:val="single"/>
-          </w:rPr>
-          <w:t>3:5</w:t>
-        </w:r>
-      </w:hyperlink>
+      <w:r>
+        <w:rPr>
+          <w:lang w:val="hi_IN" w:bidi="hi_IN"/>
+        </w:rPr>
+        <w:t>3:5</w:t>
+      </w:r>
       <w:r>
         <w:rPr>
           <w:lang w:val="hi_IN" w:bidi="hi_IN"/>
         </w:rPr>
         <w:t xml:space="preserve">, </w:t>
       </w:r>
-      <w:hyperlink r:id="rId102">
-        <w:r>
-          <w:rPr>
-            <w:lang w:val="hi_IN" w:bidi="hi_IN"/>
-          </w:rPr>
-          <w:rPr>
-            <w:color w:val="0000EE"/>
-            <w:u w:val="single"/>
-          </w:rPr>
-          <w:t>12</w:t>
-        </w:r>
-      </w:hyperlink>
+      <w:r>
+        <w:rPr>
+          <w:lang w:val="hi_IN" w:bidi="hi_IN"/>
+        </w:rPr>
+        <w:t>12</w:t>
+      </w:r>
       <w:r>
         <w:rPr>
           <w:lang w:val="hi_IN" w:bidi="hi_IN"/>
         </w:rPr>
         <w:t xml:space="preserve">, </w:t>
       </w:r>
-      <w:hyperlink r:id="rId103">
-        <w:r>
-          <w:rPr>
-            <w:lang w:val="hi_IN" w:bidi="hi_IN"/>
-          </w:rPr>
-          <w:rPr>
-            <w:color w:val="0000EE"/>
-            <w:u w:val="single"/>
-          </w:rPr>
-          <w:t>21</w:t>
-        </w:r>
-      </w:hyperlink>
+      <w:r>
+        <w:rPr>
+          <w:lang w:val="hi_IN" w:bidi="hi_IN"/>
+        </w:rPr>
+        <w:t>21</w:t>
+      </w:r>
       <w:r>
         <w:rPr>
           <w:lang w:val="hi_IN" w:bidi="hi_IN"/>
         </w:rPr>
         <w:t>)। प्रकाशितवाक्य उन्हें परमेश्वर की आज्ञा मानने, अपने गवाह बने रहने (</w:t>
       </w:r>
-      <w:hyperlink r:id="rId104">
-        <w:r>
-          <w:rPr>
-            <w:lang w:val="hi_IN" w:bidi="hi_IN"/>
-          </w:rPr>
-          <w:rPr>
-            <w:color w:val="0000EE"/>
-            <w:u w:val="single"/>
-          </w:rPr>
-          <w:t>12:17</w:t>
-        </w:r>
-      </w:hyperlink>
+      <w:r>
+        <w:rPr>
+          <w:lang w:val="hi_IN" w:bidi="hi_IN"/>
+        </w:rPr>
+        <w:t>12:17</w:t>
+      </w:r>
       <w:r>
         <w:rPr>
           <w:lang w:val="hi_IN" w:bidi="hi_IN"/>
         </w:rPr>
         <w:t xml:space="preserve">; </w:t>
       </w:r>
-      <w:hyperlink r:id="rId54">
-        <w:r>
-          <w:rPr>
-            <w:lang w:val="hi_IN" w:bidi="hi_IN"/>
-          </w:rPr>
-          <w:rPr>
-            <w:color w:val="0000EE"/>
-            <w:u w:val="single"/>
-          </w:rPr>
-          <w:t>22:7</w:t>
-        </w:r>
-      </w:hyperlink>
+      <w:r>
+        <w:rPr>
+          <w:lang w:val="hi_IN" w:bidi="hi_IN"/>
+        </w:rPr>
+        <w:t>22:7</w:t>
+      </w:r>
       <w:r>
         <w:rPr>
           <w:lang w:val="hi_IN" w:bidi="hi_IN"/>
         </w:rPr>
         <w:t>), धैर्यपूर्वक सहने (</w:t>
       </w:r>
-      <w:hyperlink r:id="rId70">
-        <w:r>
-          <w:rPr>
-            <w:lang w:val="hi_IN" w:bidi="hi_IN"/>
-          </w:rPr>
-          <w:rPr>
-            <w:color w:val="0000EE"/>
-            <w:u w:val="single"/>
-          </w:rPr>
-          <w:t>13:10</w:t>
-        </w:r>
-      </w:hyperlink>
+      <w:r>
+        <w:rPr>
+          <w:lang w:val="hi_IN" w:bidi="hi_IN"/>
+        </w:rPr>
+        <w:t>13:10</w:t>
+      </w:r>
       <w:r>
         <w:rPr>
           <w:lang w:val="hi_IN" w:bidi="hi_IN"/>
         </w:rPr>
         <w:t xml:space="preserve">; </w:t>
       </w:r>
-      <w:hyperlink r:id="rId105">
-        <w:r>
-          <w:rPr>
-            <w:lang w:val="hi_IN" w:bidi="hi_IN"/>
-          </w:rPr>
-          <w:rPr>
-            <w:color w:val="0000EE"/>
-            <w:u w:val="single"/>
-          </w:rPr>
-          <w:t>14:12</w:t>
-        </w:r>
-      </w:hyperlink>
+      <w:r>
+        <w:rPr>
+          <w:lang w:val="hi_IN" w:bidi="hi_IN"/>
+        </w:rPr>
+        <w:t>14:12</w:t>
+      </w:r>
       <w:r>
         <w:rPr>
           <w:lang w:val="hi_IN" w:bidi="hi_IN"/>
         </w:rPr>
         <w:t>) और सताव के बीच सतर्क रहने (</w:t>
       </w:r>
-      <w:hyperlink r:id="rId106">
-        <w:r>
-          <w:rPr>
-            <w:lang w:val="hi_IN" w:bidi="hi_IN"/>
-          </w:rPr>
-          <w:rPr>
-            <w:color w:val="0000EE"/>
-            <w:u w:val="single"/>
-          </w:rPr>
-          <w:t>16:15</w:t>
-        </w:r>
-      </w:hyperlink>
+      <w:r>
+        <w:rPr>
+          <w:lang w:val="hi_IN" w:bidi="hi_IN"/>
+        </w:rPr>
+        <w:t>16:15</w:t>
+      </w:r>
       <w:r>
         <w:rPr>
           <w:lang w:val="hi_IN" w:bidi="hi_IN"/>
         </w:rPr>
         <w:t xml:space="preserve">; </w:t>
       </w:r>
-      <w:hyperlink r:id="rId107">
-        <w:r>
-          <w:rPr>
-            <w:lang w:val="hi_IN" w:bidi="hi_IN"/>
-          </w:rPr>
-          <w:rPr>
-            <w:color w:val="0000EE"/>
-            <w:u w:val="single"/>
-          </w:rPr>
-          <w:t>17:14</w:t>
-        </w:r>
-      </w:hyperlink>
+      <w:r>
+        <w:rPr>
+          <w:lang w:val="hi_IN" w:bidi="hi_IN"/>
+        </w:rPr>
+        <w:t>17:14</w:t>
+      </w:r>
       <w:r>
         <w:rPr>
           <w:lang w:val="hi_IN" w:bidi="hi_IN"/>
         </w:rPr>
         <w:t>) के लिए प्रेरित करता है, यह जानते हुए कि जो कायर होंगे, वे दुष्टों के साथ अनंत दंड का सामना करेंगे (</w:t>
       </w:r>
-      <w:hyperlink r:id="rId108">
-        <w:r>
-          <w:rPr>
-            <w:lang w:val="hi_IN" w:bidi="hi_IN"/>
-          </w:rPr>
-          <w:rPr>
-            <w:color w:val="0000EE"/>
-            <w:u w:val="single"/>
-          </w:rPr>
-          <w:t>21:8</w:t>
-        </w:r>
-      </w:hyperlink>
+      <w:r>
+        <w:rPr>
+          <w:lang w:val="hi_IN" w:bidi="hi_IN"/>
+        </w:rPr>
+        <w:t>21:8</w:t>
+      </w:r>
       <w:r>
         <w:rPr>
           <w:lang w:val="hi_IN" w:bidi="hi_IN"/>
